--- a/zhs/docx/079.content.docx
+++ b/zhs/docx/079.content.docx
@@ -218,72 +218,36 @@
         </w:rPr>
         <w:t>是</w:t>
       </w:r>
-      <w:hyperlink r:id="rId13">
-        <w:r>
-          <w:rPr>
-            <w:lang w:val="zh_CN" w:bidi="zh_CN"/>
-          </w:rPr>
-          <w:rPr>
-            <w:color w:val="0000EE"/>
-            <w:u w:val="single"/>
-          </w:rPr>
-          <w:t>犹太人</w:t>
-        </w:r>
-      </w:hyperlink>
-      <w:r>
-        <w:rPr>
-          <w:lang w:val="zh_CN" w:bidi="zh_CN"/>
-        </w:rPr>
-        <w:t>最重要的城市的名称。 犹太人</w:t>
-      </w:r>
-      <w:hyperlink r:id="rId14">
-        <w:r>
-          <w:rPr>
-            <w:lang w:val="zh_CN" w:bidi="zh_CN"/>
-          </w:rPr>
-          <w:rPr>
-            <w:color w:val="0000EE"/>
-            <w:u w:val="single"/>
-          </w:rPr>
-          <w:t>敬拜</w:t>
-        </w:r>
-      </w:hyperlink>
-      <w:r>
-        <w:rPr>
-          <w:lang w:val="zh_CN" w:bidi="zh_CN"/>
-        </w:rPr>
-        <w:t>神的</w:t>
-      </w:r>
-      <w:hyperlink r:id="rId15">
-        <w:r>
-          <w:rPr>
-            <w:lang w:val="zh_CN" w:bidi="zh_CN"/>
-          </w:rPr>
-          <w:rPr>
-            <w:color w:val="0000EE"/>
-            <w:u w:val="single"/>
-          </w:rPr>
-          <w:t>圣殿</w:t>
-        </w:r>
-      </w:hyperlink>
+      <w:r>
+        <w:rPr>
+          <w:lang w:val="zh_CN" w:bidi="zh_CN"/>
+        </w:rPr>
+        <w:t>犹太人</w:t>
+      </w:r>
+      <w:r>
+        <w:rPr>
+          <w:lang w:val="zh_CN" w:bidi="zh_CN"/>
+        </w:rPr>
+        <w:t>最重要的城市的名称。 犹太人敬拜神的</w:t>
+      </w:r>
+      <w:r>
+        <w:rPr>
+          <w:lang w:val="zh_CN" w:bidi="zh_CN"/>
+        </w:rPr>
+        <w:t>圣殿</w:t>
+      </w:r>
       <w:r>
         <w:rPr>
           <w:lang w:val="zh_CN" w:bidi="zh_CN"/>
         </w:rPr>
         <w:t>在耶路撒冷。 犹太人每年都会前往耶路撒冷数次，在圣殿中庆祝重要的节日。 犹太人的宗教法庭，就是</w:t>
       </w:r>
-      <w:hyperlink r:id="rId16">
-        <w:r>
-          <w:rPr>
-            <w:lang w:val="zh_CN" w:bidi="zh_CN"/>
-          </w:rPr>
-          <w:rPr>
-            <w:color w:val="0000EE"/>
-            <w:u w:val="single"/>
-          </w:rPr>
-          <w:t>公会</w:t>
-        </w:r>
-      </w:hyperlink>
+      <w:r>
+        <w:rPr>
+          <w:lang w:val="zh_CN" w:bidi="zh_CN"/>
+        </w:rPr>
+        <w:t>公会</w:t>
+      </w:r>
       <w:r>
         <w:rPr>
           <w:lang w:val="zh_CN" w:bidi="zh_CN"/>
@@ -304,59 +268,29 @@
         </w:rPr>
         <w:t>在耶稣出生前大约一千年，</w:t>
       </w:r>
-      <w:hyperlink r:id="rId17">
-        <w:r>
-          <w:rPr>
-            <w:lang w:val="zh_CN" w:bidi="zh_CN"/>
-          </w:rPr>
-          <w:rPr>
-            <w:color w:val="0000EE"/>
-            <w:u w:val="single"/>
-          </w:rPr>
-          <w:t>大卫</w:t>
-        </w:r>
-      </w:hyperlink>
+      <w:r>
+        <w:rPr>
+          <w:lang w:val="zh_CN" w:bidi="zh_CN"/>
+        </w:rPr>
+        <w:t>大卫</w:t>
+      </w:r>
       <w:r>
         <w:rPr>
           <w:lang w:val="zh_CN" w:bidi="zh_CN"/>
         </w:rPr>
         <w:t>王建立了耶路撒冷城作为</w:t>
       </w:r>
-      <w:hyperlink r:id="rId18">
-        <w:r>
-          <w:rPr>
-            <w:lang w:val="zh_CN" w:bidi="zh_CN"/>
-          </w:rPr>
-          <w:rPr>
-            <w:color w:val="0000EE"/>
-            <w:u w:val="single"/>
-          </w:rPr>
-          <w:t>以色列</w:t>
-        </w:r>
-      </w:hyperlink>
-      <w:r>
-        <w:rPr>
-          <w:lang w:val="zh_CN" w:bidi="zh_CN"/>
-        </w:rPr>
-        <w:t>的首都。 大约500年后，</w:t>
-      </w:r>
-      <w:hyperlink r:id="rId19">
-        <w:r>
-          <w:rPr>
-            <w:lang w:val="zh_CN" w:bidi="zh_CN"/>
-          </w:rPr>
-          <w:rPr>
-            <w:color w:val="0000EE"/>
-            <w:u w:val="single"/>
-          </w:rPr>
-          <w:t>以色列人</w:t>
-        </w:r>
-      </w:hyperlink>
-      <w:r>
-        <w:rPr>
-          <w:lang w:val="zh_CN" w:bidi="zh_CN"/>
-        </w:rPr>
-        <w:t>的仇敌摧毁了那城，但以色列人再次重建了它。 犹太人非常热爱耶路撒冷城。</w:t>
+      <w:r>
+        <w:rPr>
+          <w:lang w:val="zh_CN" w:bidi="zh_CN"/>
+        </w:rPr>
+        <w:t>以色列</w:t>
+      </w:r>
+      <w:r>
+        <w:rPr>
+          <w:lang w:val="zh_CN" w:bidi="zh_CN"/>
+        </w:rPr>
+        <w:t>的首都。 大约500年后，以色列人的仇敌摧毁了那城，但以色列人再次重建了它。 犹太人非常热爱耶路撒冷城。</w:t>
       </w:r>
     </w:p>
     <w:p>
@@ -372,18 +306,12 @@
         </w:rPr>
         <w:t>耶路撒冷是</w:t>
       </w:r>
-      <w:hyperlink r:id="rId20">
-        <w:r>
-          <w:rPr>
-            <w:lang w:val="zh_CN" w:bidi="zh_CN"/>
-          </w:rPr>
-          <w:rPr>
-            <w:color w:val="0000EE"/>
-            <w:u w:val="single"/>
-          </w:rPr>
-          <w:t>犹太省</w:t>
-        </w:r>
-      </w:hyperlink>
+      <w:r>
+        <w:rPr>
+          <w:lang w:val="zh_CN" w:bidi="zh_CN"/>
+        </w:rPr>
+        <w:t>犹太省</w:t>
+      </w:r>
       <w:r>
         <w:rPr>
           <w:lang w:val="zh_CN" w:bidi="zh_CN"/>
@@ -456,7 +384,7 @@
           <w:lang w:val="zh_CN" w:bidi="zh_CN"/>
         </w:rPr>
       </w:r>
-      <w:hyperlink r:id="rId21">
+      <w:hyperlink r:id="rId13">
         <w:r>
           <w:rPr>
             <w:lang w:val="zh_CN" w:bidi="zh_CN"/>

--- a/zhs/docx/079.content.docx
+++ b/zhs/docx/079.content.docx
@@ -330,77 +330,6 @@
           <w:lang w:val="zh_CN" w:bidi="zh_CN"/>
         </w:rPr>
         <w:t>耶路撒冷。</w:t>
-      </w:r>
-      <w:r>
-        <w:rPr>
-          <w:lang w:val="zh_CN" w:bidi="zh_CN"/>
-        </w:rPr>
-      </w:r>
-      <w:r>
-        <w:rPr>
-          <w:lang w:val="zh_CN" w:bidi="zh_CN"/>
-        </w:rPr>
-      </w:r>
-    </w:p>
-    <w:p>
-      <w:pPr/>
-      <w:r>
-        <w:rPr>
-          <w:lang w:val="zh_CN" w:bidi="zh_CN"/>
-        </w:rPr>
-      </w:r>
-    </w:p>
-    <w:p>
-      <w:pPr>
-        <w:pStyle w:val="Heading2"/>
-      </w:pPr>
-      <w:r>
-        <w:rPr>
-          <w:lang w:val="zh_CN" w:bidi="zh_CN"/>
-        </w:rPr>
-        <w:t>耶路撒冷</w:t>
-      </w:r>
-      <w:r>
-        <w:rPr>
-          <w:lang w:val="zh_CN" w:bidi="zh_CN"/>
-        </w:rPr>
-      </w:r>
-    </w:p>
-    <w:p>
-      <w:pPr>
-        <w:pStyle w:val="Heading4"/>
-      </w:pPr>
-      <w:r>
-        <w:rPr>
-          <w:lang w:val="zh_CN" w:bidi="zh_CN"/>
-        </w:rPr>
-        <w:t>Audio Content</w:t>
-      </w:r>
-    </w:p>
-    <w:p>
-      <w:pPr/>
-      <w:r>
-        <w:rPr>
-          <w:lang w:val="zh_CN" w:bidi="zh_CN"/>
-        </w:rPr>
-      </w:r>
-      <w:hyperlink r:id="rId13">
-        <w:r>
-          <w:rPr>
-            <w:lang w:val="zh_CN" w:bidi="zh_CN"/>
-          </w:rPr>
-          <w:rPr>
-            <w:color w:val="0000EE"/>
-            <w:u w:val="single"/>
-          </w:rPr>
-          <w:t>mp3 file</w:t>
-        </w:r>
-      </w:hyperlink>
-      <w:r>
-        <w:rPr>
-          <w:lang w:val="zh_CN" w:bidi="zh_CN"/>
-        </w:rPr>
-        <w:t xml:space="preserve"> (None KB)</w:t>
       </w:r>
       <w:r>
         <w:rPr>

--- a/zhs/docx/079.content.docx
+++ b/zhs/docx/079.content.docx
@@ -218,36 +218,72 @@
         </w:rPr>
         <w:t>是</w:t>
       </w:r>
+      <w:hyperlink r:id="rId13">
+        <w:r>
+          <w:rPr>
+            <w:lang w:val="zh_CN" w:bidi="zh_CN"/>
+          </w:rPr>
+          <w:rPr>
+            <w:color w:val="0000EE"/>
+            <w:u w:val="single"/>
+          </w:rPr>
+          <w:t>犹太人</w:t>
+        </w:r>
+      </w:hyperlink>
       <w:r>
         <w:rPr>
           <w:lang w:val="zh_CN" w:bidi="zh_CN"/>
         </w:rPr>
-        <w:t>犹太人</w:t>
+        <w:t>最重要的城市的名称。 犹太人</w:t>
       </w:r>
+      <w:hyperlink r:id="rId14">
+        <w:r>
+          <w:rPr>
+            <w:lang w:val="zh_CN" w:bidi="zh_CN"/>
+          </w:rPr>
+          <w:rPr>
+            <w:color w:val="0000EE"/>
+            <w:u w:val="single"/>
+          </w:rPr>
+          <w:t>敬拜</w:t>
+        </w:r>
+      </w:hyperlink>
       <w:r>
         <w:rPr>
           <w:lang w:val="zh_CN" w:bidi="zh_CN"/>
         </w:rPr>
-        <w:t>最重要的城市的名称。 犹太人敬拜神的</w:t>
+        <w:t>神的</w:t>
       </w:r>
-      <w:r>
-        <w:rPr>
-          <w:lang w:val="zh_CN" w:bidi="zh_CN"/>
-        </w:rPr>
-        <w:t>圣殿</w:t>
-      </w:r>
+      <w:hyperlink r:id="rId15">
+        <w:r>
+          <w:rPr>
+            <w:lang w:val="zh_CN" w:bidi="zh_CN"/>
+          </w:rPr>
+          <w:rPr>
+            <w:color w:val="0000EE"/>
+            <w:u w:val="single"/>
+          </w:rPr>
+          <w:t>圣殿</w:t>
+        </w:r>
+      </w:hyperlink>
       <w:r>
         <w:rPr>
           <w:lang w:val="zh_CN" w:bidi="zh_CN"/>
         </w:rPr>
         <w:t>在耶路撒冷。 犹太人每年都会前往耶路撒冷数次，在圣殿中庆祝重要的节日。 犹太人的宗教法庭，就是</w:t>
       </w:r>
-      <w:r>
-        <w:rPr>
-          <w:lang w:val="zh_CN" w:bidi="zh_CN"/>
-        </w:rPr>
-        <w:t>公会</w:t>
-      </w:r>
+      <w:hyperlink r:id="rId16">
+        <w:r>
+          <w:rPr>
+            <w:lang w:val="zh_CN" w:bidi="zh_CN"/>
+          </w:rPr>
+          <w:rPr>
+            <w:color w:val="0000EE"/>
+            <w:u w:val="single"/>
+          </w:rPr>
+          <w:t>公会</w:t>
+        </w:r>
+      </w:hyperlink>
       <w:r>
         <w:rPr>
           <w:lang w:val="zh_CN" w:bidi="zh_CN"/>
@@ -268,29 +304,59 @@
         </w:rPr>
         <w:t>在耶稣出生前大约一千年，</w:t>
       </w:r>
-      <w:r>
-        <w:rPr>
-          <w:lang w:val="zh_CN" w:bidi="zh_CN"/>
-        </w:rPr>
-        <w:t>大卫</w:t>
-      </w:r>
+      <w:hyperlink r:id="rId17">
+        <w:r>
+          <w:rPr>
+            <w:lang w:val="zh_CN" w:bidi="zh_CN"/>
+          </w:rPr>
+          <w:rPr>
+            <w:color w:val="0000EE"/>
+            <w:u w:val="single"/>
+          </w:rPr>
+          <w:t>大卫</w:t>
+        </w:r>
+      </w:hyperlink>
       <w:r>
         <w:rPr>
           <w:lang w:val="zh_CN" w:bidi="zh_CN"/>
         </w:rPr>
         <w:t>王建立了耶路撒冷城作为</w:t>
       </w:r>
+      <w:hyperlink r:id="rId18">
+        <w:r>
+          <w:rPr>
+            <w:lang w:val="zh_CN" w:bidi="zh_CN"/>
+          </w:rPr>
+          <w:rPr>
+            <w:color w:val="0000EE"/>
+            <w:u w:val="single"/>
+          </w:rPr>
+          <w:t>以色列</w:t>
+        </w:r>
+      </w:hyperlink>
       <w:r>
         <w:rPr>
           <w:lang w:val="zh_CN" w:bidi="zh_CN"/>
         </w:rPr>
-        <w:t>以色列</w:t>
+        <w:t>的首都。 大约500年后，</w:t>
       </w:r>
+      <w:hyperlink r:id="rId19">
+        <w:r>
+          <w:rPr>
+            <w:lang w:val="zh_CN" w:bidi="zh_CN"/>
+          </w:rPr>
+          <w:rPr>
+            <w:color w:val="0000EE"/>
+            <w:u w:val="single"/>
+          </w:rPr>
+          <w:t>以色列人</w:t>
+        </w:r>
+      </w:hyperlink>
       <w:r>
         <w:rPr>
           <w:lang w:val="zh_CN" w:bidi="zh_CN"/>
         </w:rPr>
-        <w:t>的首都。 大约500年后，以色列人的仇敌摧毁了那城，但以色列人再次重建了它。 犹太人非常热爱耶路撒冷城。</w:t>
+        <w:t>的仇敌摧毁了那城，但以色列人再次重建了它。 犹太人非常热爱耶路撒冷城。</w:t>
       </w:r>
     </w:p>
     <w:p>
@@ -306,12 +372,18 @@
         </w:rPr>
         <w:t>耶路撒冷是</w:t>
       </w:r>
-      <w:r>
-        <w:rPr>
-          <w:lang w:val="zh_CN" w:bidi="zh_CN"/>
-        </w:rPr>
-        <w:t>犹太省</w:t>
-      </w:r>
+      <w:hyperlink r:id="rId20">
+        <w:r>
+          <w:rPr>
+            <w:lang w:val="zh_CN" w:bidi="zh_CN"/>
+          </w:rPr>
+          <w:rPr>
+            <w:color w:val="0000EE"/>
+            <w:u w:val="single"/>
+          </w:rPr>
+          <w:t>犹太省</w:t>
+        </w:r>
+      </w:hyperlink>
       <w:r>
         <w:rPr>
           <w:lang w:val="zh_CN" w:bidi="zh_CN"/>
